--- a/klagomål/A 23975-2026 FSC-klagomål.docx
+++ b/klagomål/A 23975-2026 FSC-klagomål.docx
@@ -1447,7 +1447,7 @@
     <w:r>
       <w:tab/>
       <w:tab/>
-      <w:t>2026-09-14</w:t>
+      <w:t>2026-09-15</w:t>
       <w:br/>
       <w:br/>
     </w:r>

--- a/klagomål/A 23975-2026 FSC-klagomål.docx
+++ b/klagomål/A 23975-2026 FSC-klagomål.docx
@@ -1447,7 +1447,7 @@
     <w:r>
       <w:tab/>
       <w:tab/>
-      <w:t>2026-09-15</w:t>
+      <w:t>2026-09-16</w:t>
       <w:br/>
       <w:br/>
     </w:r>

--- a/klagomål/A 23975-2026 FSC-klagomål.docx
+++ b/klagomål/A 23975-2026 FSC-klagomål.docx
@@ -1447,7 +1447,7 @@
     <w:r>
       <w:tab/>
       <w:tab/>
-      <w:t>2026-09-16</w:t>
+      <w:t>2026-09-17</w:t>
       <w:br/>
       <w:br/>
     </w:r>

--- a/klagomål/A 23975-2026 FSC-klagomål.docx
+++ b/klagomål/A 23975-2026 FSC-klagomål.docx
@@ -1447,7 +1447,7 @@
     <w:r>
       <w:tab/>
       <w:tab/>
-      <w:t>2026-09-17</w:t>
+      <w:t>2026-09-18</w:t>
       <w:br/>
       <w:br/>
     </w:r>

--- a/klagomål/A 23975-2026 FSC-klagomål.docx
+++ b/klagomål/A 23975-2026 FSC-klagomål.docx
@@ -1447,7 +1447,7 @@
     <w:r>
       <w:tab/>
       <w:tab/>
-      <w:t>2026-09-18</w:t>
+      <w:t>2026-09-19</w:t>
       <w:br/>
       <w:br/>
     </w:r>

--- a/klagomål/A 23975-2026 FSC-klagomål.docx
+++ b/klagomål/A 23975-2026 FSC-klagomål.docx
@@ -1447,7 +1447,7 @@
     <w:r>
       <w:tab/>
       <w:tab/>
-      <w:t>2026-09-19</w:t>
+      <w:t>2026-09-21</w:t>
       <w:br/>
       <w:br/>
     </w:r>

--- a/klagomål/A 23975-2026 FSC-klagomål.docx
+++ b/klagomål/A 23975-2026 FSC-klagomål.docx
@@ -1447,7 +1447,7 @@
     <w:r>
       <w:tab/>
       <w:tab/>
-      <w:t>2026-09-21</w:t>
+      <w:t>2026-09-23</w:t>
       <w:br/>
       <w:br/>
     </w:r>

--- a/klagomål/A 23975-2026 FSC-klagomål.docx
+++ b/klagomål/A 23975-2026 FSC-klagomål.docx
@@ -1447,7 +1447,7 @@
     <w:r>
       <w:tab/>
       <w:tab/>
-      <w:t>2026-09-23</w:t>
+      <w:t>2026-09-24</w:t>
       <w:br/>
       <w:br/>
     </w:r>

--- a/klagomål/A 23975-2026 FSC-klagomål.docx
+++ b/klagomål/A 23975-2026 FSC-klagomål.docx
@@ -1447,7 +1447,7 @@
     <w:r>
       <w:tab/>
       <w:tab/>
-      <w:t>2026-09-24</w:t>
+      <w:t>2026-09-25</w:t>
       <w:br/>
       <w:br/>
     </w:r>

--- a/klagomål/A 23975-2026 FSC-klagomål.docx
+++ b/klagomål/A 23975-2026 FSC-klagomål.docx
@@ -1447,7 +1447,7 @@
     <w:r>
       <w:tab/>
       <w:tab/>
-      <w:t>2026-09-25</w:t>
+      <w:t>2026-09-26</w:t>
       <w:br/>
       <w:br/>
     </w:r>

--- a/klagomål/A 23975-2026 FSC-klagomål.docx
+++ b/klagomål/A 23975-2026 FSC-klagomål.docx
@@ -178,7 +178,7 @@
       <w:r>
         <w:drawing>
           <wp:inline xmlns:a="http://schemas.openxmlformats.org/drawingml/2006/main" xmlns:pic="http://schemas.openxmlformats.org/drawingml/2006/picture">
-            <wp:extent cx="5486400" cy="5674936"/>
+            <wp:extent cx="5319974" cy="5724000"/>
             <wp:docPr id="1" name="Picture 1"/>
             <wp:cNvGraphicFramePr>
               <a:graphicFrameLocks noChangeAspect="1"/>
@@ -199,7 +199,7 @@
                   <pic:spPr>
                     <a:xfrm>
                       <a:off x="0" y="0"/>
-                      <a:ext cx="5486400" cy="5674936"/>
+                      <a:ext cx="5319974" cy="5724000"/>
                     </a:xfrm>
                     <a:prstGeom prst="rect"/>
                   </pic:spPr>
@@ -221,7 +221,7 @@
     </w:p>
     <w:p>
       <w:r>
-        <w:t>I och inom 23 meter från avverkningsanmälan finns fynd av 18 naturvårdsarter, varav 8 är rödlistade, 7 är fridlysta, 10 är typiska (T) och 3 är signalarter (S): knärot (VU, T, §8), dropptaggsvamp (NT, T), orange taggsvamp (NT, T), rödvingetrast (NT, §4), svart skogssnigel (NT), tallticka (NT, T), talltita (NT, §4), älg (NT), björksplintborre (S), grönpyrola (S, T), rödgul trumpetsvamp (S), bergsslok (T), liljekonvalj (T), linnea (T), spillkråka (T, §4), tofsmes (T, §4), vanlig groda (§6) och fläcknycklar (§8). Se Figur 1.</w:t>
+        <w:t>I och inom 23 meter från avverkningsanmälan finns fynd av 25 naturvårdsarter, varav 13 är rödlistade, 8 är fridlysta, 12 är typiska (T) och 4 är signalarter (S): knärot (VU, T, §8), dropptaggsvamp (NT, T), fjällig taggsvamp s.str. (NT), grönhjon (NT), orange taggsvamp (NT, T), rödvingetrast (NT, §4), sotvaxskivling (NT), svart skogssnigel (NT), svartvit taggsvamp (NT), tallticka (NT, T), talltita (NT, §4), ullticka (NT, T), älg (NT), björksplintborre (S), grönpyrola (S, T), rödgul trumpetsvamp (S), vågbandad barkbock (S), bergsslok (T), liljekonvalj (T), linnea (T), mattlummer (T, §9), spillkråka (T, §4), tofsmes (T, §4), vanlig groda (§6) och fläcknycklar (§8). Se Figur 1.</w:t>
       </w:r>
     </w:p>
     <w:p>
@@ -372,6 +372,28 @@
         <w:rPr>
           <w:b/>
         </w:rPr>
+        <w:t>Fjällig taggsvamp s.str. (NT)</w:t>
+      </w:r>
+      <w:r>
+        <w:t xml:space="preserve"> bildar mykorrhiza med gran i granskog och barrblandskog, främst på frisk näringsrik mark i äldre skog med lång trädkontinuitet. Den totala populationen i landet har minskat och bedöms fortsätta minska till följd av avverkning av äldre barrskogar. Minskningstakten för den svenska populationen bedöms vara nära gränsvärdet för sårbar (VU) (SLU Artdatabanken, 2026).</w:t>
+      </w:r>
+    </w:p>
+    <w:p>
+      <w:r>
+        <w:rPr>
+          <w:b/>
+        </w:rPr>
+        <w:t>Grönhjon (NT)</w:t>
+      </w:r>
+      <w:r>
+        <w:t xml:space="preserve"> är en skalbagge vars larvutveckling framför allt sker i grovbarkiga grenar (minst 3–5 cm tjocka) på gamla granar, men även i klena stamdelar av barrträd, främst gran, i mindre omfattning tall. Arten är knuten till gamla och gärna glesa granskogar där det finns långsamväxande träd med välutvecklat grenverk. Larverna lever i den skrovliga barken och gör en flera cm bred platt gång som mest liknar en rund håla och är tydligt nedsänkt i vedytan. I kanten av eller mitt på gången finner man en 5 mm bred, oval gång in i grenens ved där arten gör sin puppkammare. Insekten kläcks sedan ut genom samma gång. Främsta hotet är att gamla granar med grova grenar försvinner genom skogsbruk. Äldre granbestånd bör sparas så långt det är möjligt, och inte gallras eller slutavverkas (SLU Artdatabanken, 2024).</w:t>
+      </w:r>
+    </w:p>
+    <w:p>
+      <w:r>
+        <w:rPr>
+          <w:b/>
+        </w:rPr>
         <w:t xml:space="preserve">Orange taggsvamp (NT) </w:t>
       </w:r>
       <w:r>
@@ -392,6 +414,28 @@
         <w:rPr>
           <w:b/>
         </w:rPr>
+        <w:t>Sotvaxskivling (NT)</w:t>
+      </w:r>
+      <w:r>
+        <w:t xml:space="preserve"> bildar mykorrhiza med gran och tall i barrskogar med lång trädkontinuitet. Den totala populationen i landet har minskat och bedöms fortsätta minska till följd av avverkning av äldre barrskogar. Arten har begränsad förmåga att återetablera sig efter slutavverkning eller andra storskaliga skogsbruksåtgärder. Det finns inga indikationer på att den långsiktigt kan etablera eller reproducera sig i skogsbestånd som brukas med trakthyggesmetoder, markberedning, gödsling eller föryngring med förädlat plantmaterial (SLU Artdatabanken, 2026).</w:t>
+      </w:r>
+    </w:p>
+    <w:p>
+      <w:r>
+        <w:rPr>
+          <w:b/>
+        </w:rPr>
+        <w:t xml:space="preserve">Svartvit taggsvamp (NT) </w:t>
+      </w:r>
+      <w:r>
+        <w:t>bildar mykorrhiza med tall, troligen även med gran. Den växer huvudsakligen i äldre, naturligt uppkommen skog på torr eller frisk mark och förekommer såväl på tallhedar som i mossig barrblandskog. Flera olika former har påträffats vid DNA-undersökningar av europeiskt material och det är oklart hur många former som finns i värd land. Kalavverkning av äldre skog är ett reellt hot, liksom maskinell markberedning och minskad andel självföryngring. Lokaler som fortfarande håller svampen behöver säkerställas (SLU Artdatabanken, 2024; Nitare &amp; Skogsstyrelsen, 2019).</w:t>
+      </w:r>
+    </w:p>
+    <w:p>
+      <w:r>
+        <w:rPr>
+          <w:b/>
+        </w:rPr>
         <w:t xml:space="preserve">Tallticka (NT) </w:t>
       </w:r>
       <w:r>
@@ -432,6 +476,62 @@
         <w:rPr>
           <w:b/>
         </w:rPr>
+        <w:t>Ullticka (NT)</w:t>
+      </w:r>
+      <w:r>
+        <w:t xml:space="preserve"> är knuten till restbestånd av barrnaturskog och förekommer med ett tydligt optimum i orörda eller måttligt påverkade gamla granskogar där det föreligger viss kontinuitet av grov död ved. Ullticka är en bra signalart inom hela sitt utbredningsområde och i södra Sverige är den sällsynt och en god signalart för skyddsvärda granskogsmiljöer. Den hotas av avverkning och fragmentering av naturskog och äldre granskog med lång trädkontinuitet. På ullticka kan ibland ulltickeporing (VU) påträffas - det är en sällsynt ticka som nyligen delats upp i de tre olika arterna ulltickeporing </w:t>
+      </w:r>
+      <w:r>
+        <w:rPr>
+          <w:i/>
+        </w:rPr>
+        <w:t xml:space="preserve">Skeletocutis brevispora </w:t>
+      </w:r>
+      <w:r>
+        <w:t>(VU)</w:t>
+      </w:r>
+      <w:r>
+        <w:rPr>
+          <w:i/>
+        </w:rPr>
+        <w:t>, Skeletocutis delicata</w:t>
+      </w:r>
+      <w:r>
+        <w:t xml:space="preserve"> (VU)</w:t>
+      </w:r>
+      <w:r>
+        <w:rPr>
+          <w:i/>
+        </w:rPr>
+        <w:t xml:space="preserve"> och Skeletocutis exilis</w:t>
+      </w:r>
+      <w:r>
+        <w:t xml:space="preserve"> (NT). Ullticka är typisk art för </w:t>
+      </w:r>
+      <w:r>
+        <w:rPr>
+          <w:i/>
+        </w:rPr>
+        <w:t xml:space="preserve">9010 Taiga, 9050 Näringsrik granskog </w:t>
+      </w:r>
+      <w:r>
+        <w:t xml:space="preserve">och </w:t>
+      </w:r>
+      <w:r>
+        <w:rPr>
+          <w:i/>
+        </w:rPr>
+        <w:t>9030 Landhöjningsskog</w:t>
+      </w:r>
+      <w:r>
+        <w:t xml:space="preserve"> (SLU Artdatabanken, 2026; Nitare &amp; Skogsstyrelsen, 2019; Miettinen &amp; Niemelä, 2018).</w:t>
+      </w:r>
+    </w:p>
+    <w:p>
+      <w:r>
+        <w:rPr>
+          <w:b/>
+        </w:rPr>
         <w:t xml:space="preserve">Björksplintborre </w:t>
       </w:r>
       <w:r>
@@ -483,6 +583,17 @@
         <w:rPr>
           <w:b/>
         </w:rPr>
+        <w:t xml:space="preserve">Vågbandad barkbock </w:t>
+      </w:r>
+      <w:r>
+        <w:t>är en långhorning vars larvutveckling sker under bark på nyligen döda stående barrträd, främst gran, mer undantagsvis på tall. Främst i stående träd, särskilt gamla, långsamvuxna granar med grov bark, även i grövre grenar, stubbar eller vindfällen. Arten är starkt knuten till naturskogsliknande granskogar, och gynnas av extrema torrsomrar som försvagar träden. Arten påverkas negativt av brist på kontinuitetsskog och en minskning av populationen pågår eller förväntas ske (SLU Artdatabanken, 2025).</w:t>
+      </w:r>
+    </w:p>
+    <w:p>
+      <w:r>
+        <w:rPr>
+          <w:b/>
+        </w:rPr>
         <w:t xml:space="preserve">Bergsslok </w:t>
       </w:r>
       <w:r>
@@ -536,6 +647,26 @@
       </w:r>
       <w:r>
         <w:t>. På linnea kan man hitta sporsäcksvampen linnealudd (SLU Artdatabanken, 2025).</w:t>
+      </w:r>
+    </w:p>
+    <w:p>
+      <w:r>
+        <w:rPr>
+          <w:b/>
+        </w:rPr>
+        <w:t>Mattlummer (§9)</w:t>
+      </w:r>
+      <w:r>
+        <w:t xml:space="preserve"> är typisk art för </w:t>
+      </w:r>
+      <w:r>
+        <w:rPr>
+          <w:i/>
+        </w:rPr>
+        <w:t xml:space="preserve">9010 Taiga </w:t>
+      </w:r>
+      <w:r>
+        <w:t>(SLU Artdatabanken, 2025).</w:t>
       </w:r>
     </w:p>
     <w:p>
@@ -693,7 +824,7 @@
         <w:rPr>
           <w:i/>
         </w:rPr>
-        <w:t>I det avverkningsanmälda skogsområdet har 18 naturvårdsarter varav 8 rödlistade arter sina livsmiljöer och växtplatser.</w:t>
+        <w:t>I det avverkningsanmälda skogsområdet har 25 naturvårdsarter varav 13 rödlistade arter sina livsmiljöer och växtplatser.</w:t>
       </w:r>
     </w:p>
     <w:p>
@@ -1447,7 +1578,7 @@
     <w:r>
       <w:tab/>
       <w:tab/>
-      <w:t>2026-09-26</w:t>
+      <w:t>2026-09-27</w:t>
       <w:br/>
       <w:br/>
     </w:r>

--- a/klagomål/A 23975-2026 FSC-klagomål.docx
+++ b/klagomål/A 23975-2026 FSC-klagomål.docx
@@ -1578,7 +1578,7 @@
     <w:r>
       <w:tab/>
       <w:tab/>
-      <w:t>2026-09-27</w:t>
+      <w:t>2026-09-28</w:t>
       <w:br/>
       <w:br/>
     </w:r>

--- a/klagomål/A 23975-2026 FSC-klagomål.docx
+++ b/klagomål/A 23975-2026 FSC-klagomål.docx
@@ -1578,7 +1578,7 @@
     <w:r>
       <w:tab/>
       <w:tab/>
-      <w:t>2026-09-28</w:t>
+      <w:t>2026-09-29</w:t>
       <w:br/>
       <w:br/>
     </w:r>

--- a/klagomål/A 23975-2026 FSC-klagomål.docx
+++ b/klagomål/A 23975-2026 FSC-klagomål.docx
@@ -1578,7 +1578,7 @@
     <w:r>
       <w:tab/>
       <w:tab/>
-      <w:t>2026-09-29</w:t>
+      <w:t>2026-09-30</w:t>
       <w:br/>
       <w:br/>
     </w:r>

--- a/klagomål/A 23975-2026 FSC-klagomål.docx
+++ b/klagomål/A 23975-2026 FSC-klagomål.docx
@@ -1578,7 +1578,7 @@
     <w:r>
       <w:tab/>
       <w:tab/>
-      <w:t>2026-09-30</w:t>
+      <w:t>2026-10-01</w:t>
       <w:br/>
       <w:br/>
     </w:r>

--- a/klagomål/A 23975-2026 FSC-klagomål.docx
+++ b/klagomål/A 23975-2026 FSC-klagomål.docx
@@ -1578,7 +1578,7 @@
     <w:r>
       <w:tab/>
       <w:tab/>
-      <w:t>2026-10-01</w:t>
+      <w:t>2026-10-02</w:t>
       <w:br/>
       <w:br/>
     </w:r>

--- a/klagomål/A 23975-2026 FSC-klagomål.docx
+++ b/klagomål/A 23975-2026 FSC-klagomål.docx
@@ -1578,7 +1578,7 @@
     <w:r>
       <w:tab/>
       <w:tab/>
-      <w:t>2026-10-02</w:t>
+      <w:t>2026-10-03</w:t>
       <w:br/>
       <w:br/>
     </w:r>

--- a/klagomål/A 23975-2026 FSC-klagomål.docx
+++ b/klagomål/A 23975-2026 FSC-klagomål.docx
@@ -1578,7 +1578,7 @@
     <w:r>
       <w:tab/>
       <w:tab/>
-      <w:t>2026-10-03</w:t>
+      <w:t>2026-10-04</w:t>
       <w:br/>
       <w:br/>
     </w:r>

--- a/klagomål/A 23975-2026 FSC-klagomål.docx
+++ b/klagomål/A 23975-2026 FSC-klagomål.docx
@@ -1578,7 +1578,7 @@
     <w:r>
       <w:tab/>
       <w:tab/>
-      <w:t>2026-10-04</w:t>
+      <w:t>2026-10-05</w:t>
       <w:br/>
       <w:br/>
     </w:r>

--- a/klagomål/A 23975-2026 FSC-klagomål.docx
+++ b/klagomål/A 23975-2026 FSC-klagomål.docx
@@ -1578,7 +1578,7 @@
     <w:r>
       <w:tab/>
       <w:tab/>
-      <w:t>2026-10-05</w:t>
+      <w:t>2026-10-06</w:t>
       <w:br/>
       <w:br/>
     </w:r>

--- a/klagomål/A 23975-2026 FSC-klagomål.docx
+++ b/klagomål/A 23975-2026 FSC-klagomål.docx
@@ -1578,7 +1578,7 @@
     <w:r>
       <w:tab/>
       <w:tab/>
-      <w:t>2026-10-06</w:t>
+      <w:t>2026-10-07</w:t>
       <w:br/>
       <w:br/>
     </w:r>

--- a/klagomål/A 23975-2026 FSC-klagomål.docx
+++ b/klagomål/A 23975-2026 FSC-klagomål.docx
@@ -1578,7 +1578,7 @@
     <w:r>
       <w:tab/>
       <w:tab/>
-      <w:t>2026-10-07</w:t>
+      <w:t>2026-10-08</w:t>
       <w:br/>
       <w:br/>
     </w:r>

--- a/klagomål/A 23975-2026 FSC-klagomål.docx
+++ b/klagomål/A 23975-2026 FSC-klagomål.docx
@@ -1578,7 +1578,7 @@
     <w:r>
       <w:tab/>
       <w:tab/>
-      <w:t>2026-10-08</w:t>
+      <w:t>2026-10-09</w:t>
       <w:br/>
       <w:br/>
     </w:r>

--- a/klagomål/A 23975-2026 FSC-klagomål.docx
+++ b/klagomål/A 23975-2026 FSC-klagomål.docx
@@ -1578,7 +1578,7 @@
     <w:r>
       <w:tab/>
       <w:tab/>
-      <w:t>2026-10-09</w:t>
+      <w:t>2026-10-10</w:t>
       <w:br/>
       <w:br/>
     </w:r>

--- a/klagomål/A 23975-2026 FSC-klagomål.docx
+++ b/klagomål/A 23975-2026 FSC-klagomål.docx
@@ -1578,7 +1578,7 @@
     <w:r>
       <w:tab/>
       <w:tab/>
-      <w:t>2026-10-10</w:t>
+      <w:t>2026-10-11</w:t>
       <w:br/>
       <w:br/>
     </w:r>

--- a/klagomål/A 23975-2026 FSC-klagomål.docx
+++ b/klagomål/A 23975-2026 FSC-klagomål.docx
@@ -1578,7 +1578,7 @@
     <w:r>
       <w:tab/>
       <w:tab/>
-      <w:t>2026-10-11</w:t>
+      <w:t>2026-10-12</w:t>
       <w:br/>
       <w:br/>
     </w:r>

--- a/klagomål/A 23975-2026 FSC-klagomål.docx
+++ b/klagomål/A 23975-2026 FSC-klagomål.docx
@@ -1578,7 +1578,7 @@
     <w:r>
       <w:tab/>
       <w:tab/>
-      <w:t>2026-10-12</w:t>
+      <w:t>2026-10-13</w:t>
       <w:br/>
       <w:br/>
     </w:r>

--- a/klagomål/A 23975-2026 FSC-klagomål.docx
+++ b/klagomål/A 23975-2026 FSC-klagomål.docx
@@ -1578,7 +1578,7 @@
     <w:r>
       <w:tab/>
       <w:tab/>
-      <w:t>2026-10-13</w:t>
+      <w:t>2026-10-14</w:t>
       <w:br/>
       <w:br/>
     </w:r>

--- a/klagomål/A 23975-2026 FSC-klagomål.docx
+++ b/klagomål/A 23975-2026 FSC-klagomål.docx
@@ -1578,7 +1578,7 @@
     <w:r>
       <w:tab/>
       <w:tab/>
-      <w:t>2026-10-14</w:t>
+      <w:t>2026-10-15</w:t>
       <w:br/>
       <w:br/>
     </w:r>

--- a/klagomål/A 23975-2026 FSC-klagomål.docx
+++ b/klagomål/A 23975-2026 FSC-klagomål.docx
@@ -1578,7 +1578,7 @@
     <w:r>
       <w:tab/>
       <w:tab/>
-      <w:t>2026-10-15</w:t>
+      <w:t>2026-10-16</w:t>
       <w:br/>
       <w:br/>
     </w:r>

--- a/klagomål/A 23975-2026 FSC-klagomål.docx
+++ b/klagomål/A 23975-2026 FSC-klagomål.docx
@@ -1578,7 +1578,7 @@
     <w:r>
       <w:tab/>
       <w:tab/>
-      <w:t>2026-10-16</w:t>
+      <w:t>2026-10-17</w:t>
       <w:br/>
       <w:br/>
     </w:r>

--- a/klagomål/A 23975-2026 FSC-klagomål.docx
+++ b/klagomål/A 23975-2026 FSC-klagomål.docx
@@ -1578,7 +1578,7 @@
     <w:r>
       <w:tab/>
       <w:tab/>
-      <w:t>2026-10-17</w:t>
+      <w:t>2026-10-18</w:t>
       <w:br/>
       <w:br/>
     </w:r>

--- a/klagomål/A 23975-2026 FSC-klagomål.docx
+++ b/klagomål/A 23975-2026 FSC-klagomål.docx
@@ -1578,7 +1578,7 @@
     <w:r>
       <w:tab/>
       <w:tab/>
-      <w:t>2026-10-18</w:t>
+      <w:t>2026-10-19</w:t>
       <w:br/>
       <w:br/>
     </w:r>

--- a/klagomål/A 23975-2026 FSC-klagomål.docx
+++ b/klagomål/A 23975-2026 FSC-klagomål.docx
@@ -1578,7 +1578,7 @@
     <w:r>
       <w:tab/>
       <w:tab/>
-      <w:t>2026-10-19</w:t>
+      <w:t>2026-10-20</w:t>
       <w:br/>
       <w:br/>
     </w:r>

--- a/klagomål/A 23975-2026 FSC-klagomål.docx
+++ b/klagomål/A 23975-2026 FSC-klagomål.docx
@@ -1578,7 +1578,7 @@
     <w:r>
       <w:tab/>
       <w:tab/>
-      <w:t>2026-10-20</w:t>
+      <w:t>2026-10-21</w:t>
       <w:br/>
       <w:br/>
     </w:r>

--- a/klagomål/A 23975-2026 FSC-klagomål.docx
+++ b/klagomål/A 23975-2026 FSC-klagomål.docx
@@ -1578,7 +1578,7 @@
     <w:r>
       <w:tab/>
       <w:tab/>
-      <w:t>2026-10-21</w:t>
+      <w:t>2026-10-22</w:t>
       <w:br/>
       <w:br/>
     </w:r>

--- a/klagomål/A 23975-2026 FSC-klagomål.docx
+++ b/klagomål/A 23975-2026 FSC-klagomål.docx
@@ -1578,7 +1578,7 @@
     <w:r>
       <w:tab/>
       <w:tab/>
-      <w:t>2026-10-22</w:t>
+      <w:t>2026-10-23</w:t>
       <w:br/>
       <w:br/>
     </w:r>

--- a/klagomål/A 23975-2026 FSC-klagomål.docx
+++ b/klagomål/A 23975-2026 FSC-klagomål.docx
@@ -1578,7 +1578,7 @@
     <w:r>
       <w:tab/>
       <w:tab/>
-      <w:t>2026-10-23</w:t>
+      <w:t>2026-10-24</w:t>
       <w:br/>
       <w:br/>
     </w:r>

--- a/klagomål/A 23975-2026 FSC-klagomål.docx
+++ b/klagomål/A 23975-2026 FSC-klagomål.docx
@@ -1578,7 +1578,7 @@
     <w:r>
       <w:tab/>
       <w:tab/>
-      <w:t>2026-10-24</w:t>
+      <w:t>2026-10-25</w:t>
       <w:br/>
       <w:br/>
     </w:r>

--- a/klagomål/A 23975-2026 FSC-klagomål.docx
+++ b/klagomål/A 23975-2026 FSC-klagomål.docx
@@ -1578,7 +1578,7 @@
     <w:r>
       <w:tab/>
       <w:tab/>
-      <w:t>2026-10-25</w:t>
+      <w:t>2026-10-26</w:t>
       <w:br/>
       <w:br/>
     </w:r>

--- a/klagomål/A 23975-2026 FSC-klagomål.docx
+++ b/klagomål/A 23975-2026 FSC-klagomål.docx
@@ -1578,7 +1578,7 @@
     <w:r>
       <w:tab/>
       <w:tab/>
-      <w:t>2026-10-26</w:t>
+      <w:t>2026-10-27</w:t>
       <w:br/>
       <w:br/>
     </w:r>

--- a/klagomål/A 23975-2026 FSC-klagomål.docx
+++ b/klagomål/A 23975-2026 FSC-klagomål.docx
@@ -1578,7 +1578,7 @@
     <w:r>
       <w:tab/>
       <w:tab/>
-      <w:t>2026-10-27</w:t>
+      <w:t>2026-10-28</w:t>
       <w:br/>
       <w:br/>
     </w:r>

--- a/klagomål/A 23975-2026 FSC-klagomål.docx
+++ b/klagomål/A 23975-2026 FSC-klagomål.docx
@@ -1578,7 +1578,7 @@
     <w:r>
       <w:tab/>
       <w:tab/>
-      <w:t>2026-10-28</w:t>
+      <w:t>2026-10-29</w:t>
       <w:br/>
       <w:br/>
     </w:r>

--- a/klagomål/A 23975-2026 FSC-klagomål.docx
+++ b/klagomål/A 23975-2026 FSC-klagomål.docx
@@ -1578,7 +1578,7 @@
     <w:r>
       <w:tab/>
       <w:tab/>
-      <w:t>2026-10-29</w:t>
+      <w:t>2026-10-31</w:t>
       <w:br/>
       <w:br/>
     </w:r>
